--- a/output/tables/Table_LagSpecific_OR_HPAI_Minnesota_flexmodel.docx
+++ b/output/tables/Table_LagSpecific_OR_HPAI_Minnesota_flexmodel.docx
@@ -500,7 +500,7 @@
                 <w:szCs w:val="22"/>
                 <w:color w:val="000000"/>
               </w:rPr>
-              <w:t xml:space="preserve">Surface Runoff</w:t>
+              <w:t xml:space="preserve">Runoff</w:t>
             </w:r>
           </w:p>
         </w:tc>
@@ -552,7 +552,7 @@
                 <w:szCs w:val="22"/>
                 <w:color w:val="000000"/>
               </w:rPr>
-              <w:t xml:space="preserve">1.60 (0.99, 2.57)</w:t>
+              <w:t xml:space="preserve">1.55 (0.95, 2.53)</w:t>
             </w:r>
           </w:p>
         </w:tc>
@@ -604,7 +604,7 @@
                 <w:szCs w:val="22"/>
                 <w:color w:val="000000"/>
               </w:rPr>
-              <w:t xml:space="preserve">1.59 (1.14, 2.23)</w:t>
+              <w:t xml:space="preserve">1.58 (1.12, 2.23)</w:t>
             </w:r>
           </w:p>
         </w:tc>
@@ -656,7 +656,7 @@
                 <w:szCs w:val="22"/>
                 <w:color w:val="000000"/>
               </w:rPr>
-              <w:t xml:space="preserve">1.46 (1.05, 2.02)</w:t>
+              <w:t xml:space="preserve">1.46 (1.04, 2.05)</w:t>
             </w:r>
           </w:p>
         </w:tc>
@@ -708,7 +708,7 @@
                 <w:szCs w:val="22"/>
                 <w:color w:val="000000"/>
               </w:rPr>
-              <w:t xml:space="preserve">1.23 (0.91, 1.66)</w:t>
+              <w:t xml:space="preserve">1.22 (0.90, 1.67)</w:t>
             </w:r>
           </w:p>
         </w:tc>
@@ -760,7 +760,7 @@
                 <w:szCs w:val="22"/>
                 <w:color w:val="000000"/>
               </w:rPr>
-              <w:t xml:space="preserve">0.96 (0.69, 1.33)</w:t>
+              <w:t xml:space="preserve">0.93 (0.65, 1.34)</w:t>
             </w:r>
           </w:p>
         </w:tc>
@@ -870,7 +870,7 @@
                 <w:szCs w:val="22"/>
                 <w:color w:val="000000"/>
               </w:rPr>
-              <w:t xml:space="preserve">0.17 (0.07, 0.43)</w:t>
+              <w:t xml:space="preserve">0.15 (0.06, 0.40)</w:t>
             </w:r>
           </w:p>
         </w:tc>
@@ -922,7 +922,7 @@
                 <w:szCs w:val="22"/>
                 <w:color w:val="000000"/>
               </w:rPr>
-              <w:t xml:space="preserve">1.49 (0.87, 2.56)</w:t>
+              <w:t xml:space="preserve">1.49 (0.86, 2.58)</w:t>
             </w:r>
           </w:p>
         </w:tc>
@@ -974,7 +974,7 @@
                 <w:szCs w:val="22"/>
                 <w:color w:val="000000"/>
               </w:rPr>
-              <w:t xml:space="preserve">0.73 (0.48, 1.12)</w:t>
+              <w:t xml:space="preserve">0.73 (0.47, 1.12)</w:t>
             </w:r>
           </w:p>
         </w:tc>
@@ -1026,7 +1026,7 @@
                 <w:szCs w:val="22"/>
                 <w:color w:val="000000"/>
               </w:rPr>
-              <w:t xml:space="preserve">0.29 (0.15, 0.59)</w:t>
+              <w:t xml:space="preserve">0.28 (0.14, 0.57)</w:t>
             </w:r>
           </w:p>
         </w:tc>
@@ -1078,7 +1078,7 @@
                 <w:szCs w:val="22"/>
                 <w:color w:val="000000"/>
               </w:rPr>
-              <w:t xml:space="preserve">1.44 (0.67, 3.10)</w:t>
+              <w:t xml:space="preserve">1.34 (0.61, 2.97)</w:t>
             </w:r>
           </w:p>
         </w:tc>
@@ -1171,24 +1171,24 @@
               <w:rPr>
                 <w:rFonts w:ascii="Helvetica" w:hAnsi="Helvetica" w:eastAsia="Helvetica" w:cs="Helvetica"/>
                 <w:i w:val="false"/>
-                <w:b w:val="false"/>
-                <w:u w:val="none"/>
-                <w:sz w:val="22"/>
-                <w:szCs w:val="22"/>
-                <w:color w:val="000000"/>
-              </w:rPr>
-            </w:pPr>
-            <w:r>
-              <w:rPr>
-                <w:rFonts w:ascii="Helvetica" w:hAnsi="Helvetica" w:eastAsia="Helvetica" w:cs="Helvetica"/>
-                <w:i w:val="false"/>
-                <w:b w:val="false"/>
-                <w:u w:val="none"/>
-                <w:sz w:val="22"/>
-                <w:szCs w:val="22"/>
-                <w:color w:val="000000"/>
-              </w:rPr>
-              <w:t xml:space="preserve">1.91 (0.99, 3.69)</w:t>
+                <w:b w:val="true"/>
+                <w:u w:val="none"/>
+                <w:sz w:val="22"/>
+                <w:szCs w:val="22"/>
+                <w:color w:val="000000"/>
+              </w:rPr>
+            </w:pPr>
+            <w:r>
+              <w:rPr>
+                <w:rFonts w:ascii="Helvetica" w:hAnsi="Helvetica" w:eastAsia="Helvetica" w:cs="Helvetica"/>
+                <w:i w:val="false"/>
+                <w:b w:val="true"/>
+                <w:u w:val="none"/>
+                <w:sz w:val="22"/>
+                <w:szCs w:val="22"/>
+                <w:color w:val="000000"/>
+              </w:rPr>
+              <w:t xml:space="preserve">2.10 (1.08, 4.07)</w:t>
             </w:r>
           </w:p>
         </w:tc>
@@ -1240,7 +1240,7 @@
                 <w:szCs w:val="22"/>
                 <w:color w:val="000000"/>
               </w:rPr>
-              <w:t xml:space="preserve">1.89 (1.10, 3.26)</w:t>
+              <w:t xml:space="preserve">2.04 (1.18, 3.52)</w:t>
             </w:r>
           </w:p>
         </w:tc>
@@ -1292,7 +1292,7 @@
                 <w:szCs w:val="22"/>
                 <w:color w:val="000000"/>
               </w:rPr>
-              <w:t xml:space="preserve">1.88 (1.16, 3.04)</w:t>
+              <w:t xml:space="preserve">1.97 (1.20, 3.23)</w:t>
             </w:r>
           </w:p>
         </w:tc>
@@ -1344,7 +1344,7 @@
                 <w:szCs w:val="22"/>
                 <w:color w:val="000000"/>
               </w:rPr>
-              <w:t xml:space="preserve">1.86 (1.13, 3.07)</w:t>
+              <w:t xml:space="preserve">1.91 (1.14, 3.18)</w:t>
             </w:r>
           </w:p>
         </w:tc>
@@ -1396,7 +1396,7 @@
                 <w:szCs w:val="22"/>
                 <w:color w:val="000000"/>
               </w:rPr>
-              <w:t xml:space="preserve">1.85 (1.03, 3.32)</w:t>
+              <w:t xml:space="preserve">1.85 (1.02, 3.37)</w:t>
             </w:r>
           </w:p>
         </w:tc>
@@ -1506,7 +1506,7 @@
                 <w:szCs w:val="22"/>
                 <w:color w:val="000000"/>
               </w:rPr>
-              <w:t xml:space="preserve">0.80 (0.43, 1.49)</w:t>
+              <w:t xml:space="preserve">0.78 (0.41, 1.48)</w:t>
             </w:r>
           </w:p>
         </w:tc>
@@ -1558,7 +1558,7 @@
                 <w:szCs w:val="22"/>
                 <w:color w:val="000000"/>
               </w:rPr>
-              <w:t xml:space="preserve">0.86 (0.62, 1.20)</w:t>
+              <w:t xml:space="preserve">0.84 (0.59, 1.19)</w:t>
             </w:r>
           </w:p>
         </w:tc>
@@ -1610,7 +1610,7 @@
                 <w:szCs w:val="22"/>
                 <w:color w:val="000000"/>
               </w:rPr>
-              <w:t xml:space="preserve">0.93 (0.67, 1.29)</w:t>
+              <w:t xml:space="preserve">0.91 (0.65, 1.27)</w:t>
             </w:r>
           </w:p>
         </w:tc>
@@ -1662,7 +1662,7 @@
                 <w:szCs w:val="22"/>
                 <w:color w:val="000000"/>
               </w:rPr>
-              <w:t xml:space="preserve">0.99 (0.54, 1.84)</w:t>
+              <w:t xml:space="preserve">0.98 (0.53, 1.81)</w:t>
             </w:r>
           </w:p>
         </w:tc>
@@ -1714,7 +1714,7 @@
                 <w:szCs w:val="22"/>
                 <w:color w:val="000000"/>
               </w:rPr>
-              <w:t xml:space="preserve">1.07 (0.41, 2.78)</w:t>
+              <w:t xml:space="preserve">1.05 (0.40, 2.76)</w:t>
             </w:r>
           </w:p>
         </w:tc>
@@ -1807,24 +1807,24 @@
               <w:rPr>
                 <w:rFonts w:ascii="Helvetica" w:hAnsi="Helvetica" w:eastAsia="Helvetica" w:cs="Helvetica"/>
                 <w:i w:val="false"/>
-                <w:b w:val="true"/>
-                <w:u w:val="none"/>
-                <w:sz w:val="22"/>
-                <w:szCs w:val="22"/>
-                <w:color w:val="000000"/>
-              </w:rPr>
-            </w:pPr>
-            <w:r>
-              <w:rPr>
-                <w:rFonts w:ascii="Helvetica" w:hAnsi="Helvetica" w:eastAsia="Helvetica" w:cs="Helvetica"/>
-                <w:i w:val="false"/>
-                <w:b w:val="true"/>
-                <w:u w:val="none"/>
-                <w:sz w:val="22"/>
-                <w:szCs w:val="22"/>
-                <w:color w:val="000000"/>
-              </w:rPr>
-              <w:t xml:space="preserve">0.63 (0.40, 0.99)</w:t>
+                <w:b w:val="false"/>
+                <w:u w:val="none"/>
+                <w:sz w:val="22"/>
+                <w:szCs w:val="22"/>
+                <w:color w:val="000000"/>
+              </w:rPr>
+            </w:pPr>
+            <w:r>
+              <w:rPr>
+                <w:rFonts w:ascii="Helvetica" w:hAnsi="Helvetica" w:eastAsia="Helvetica" w:cs="Helvetica"/>
+                <w:i w:val="false"/>
+                <w:b w:val="false"/>
+                <w:u w:val="none"/>
+                <w:sz w:val="22"/>
+                <w:szCs w:val="22"/>
+                <w:color w:val="000000"/>
+              </w:rPr>
+              <w:t xml:space="preserve">0.64 (0.41, 1.02)</w:t>
             </w:r>
           </w:p>
         </w:tc>
@@ -1911,24 +1911,24 @@
               <w:rPr>
                 <w:rFonts w:ascii="Helvetica" w:hAnsi="Helvetica" w:eastAsia="Helvetica" w:cs="Helvetica"/>
                 <w:i w:val="false"/>
-                <w:b w:val="false"/>
-                <w:u w:val="none"/>
-                <w:sz w:val="22"/>
-                <w:szCs w:val="22"/>
-                <w:color w:val="000000"/>
-              </w:rPr>
-            </w:pPr>
-            <w:r>
-              <w:rPr>
-                <w:rFonts w:ascii="Helvetica" w:hAnsi="Helvetica" w:eastAsia="Helvetica" w:cs="Helvetica"/>
-                <w:i w:val="false"/>
-                <w:b w:val="false"/>
-                <w:u w:val="none"/>
-                <w:sz w:val="22"/>
-                <w:szCs w:val="22"/>
-                <w:color w:val="000000"/>
-              </w:rPr>
-              <w:t xml:space="preserve">0.75 (0.55, 1.01)</w:t>
+                <w:b w:val="true"/>
+                <w:u w:val="none"/>
+                <w:sz w:val="22"/>
+                <w:szCs w:val="22"/>
+                <w:color w:val="000000"/>
+              </w:rPr>
+            </w:pPr>
+            <w:r>
+              <w:rPr>
+                <w:rFonts w:ascii="Helvetica" w:hAnsi="Helvetica" w:eastAsia="Helvetica" w:cs="Helvetica"/>
+                <w:i w:val="false"/>
+                <w:b w:val="true"/>
+                <w:u w:val="none"/>
+                <w:sz w:val="22"/>
+                <w:szCs w:val="22"/>
+                <w:color w:val="000000"/>
+              </w:rPr>
+              <w:t xml:space="preserve">0.73 (0.54, 0.99)</w:t>
             </w:r>
           </w:p>
         </w:tc>
@@ -1980,7 +1980,7 @@
                 <w:szCs w:val="22"/>
                 <w:color w:val="000000"/>
               </w:rPr>
-              <w:t xml:space="preserve">0.81 (0.62, 1.06)</w:t>
+              <w:t xml:space="preserve">0.78 (0.59, 1.03)</w:t>
             </w:r>
           </w:p>
         </w:tc>
@@ -2032,7 +2032,7 @@
                 <w:szCs w:val="22"/>
                 <w:color w:val="000000"/>
               </w:rPr>
-              <w:t xml:space="preserve">0.88 (0.66, 1.19)</w:t>
+              <w:t xml:space="preserve">0.84 (0.62, 1.13)</w:t>
             </w:r>
           </w:p>
         </w:tc>
@@ -2142,7 +2142,7 @@
                 <w:szCs w:val="22"/>
                 <w:color w:val="000000"/>
               </w:rPr>
-              <w:t xml:space="preserve">1.03 (0.77, 1.38)</w:t>
+              <w:t xml:space="preserve">1.02 (0.76, 1.38)</w:t>
             </w:r>
           </w:p>
         </w:tc>
@@ -2194,7 +2194,7 @@
                 <w:szCs w:val="22"/>
                 <w:color w:val="000000"/>
               </w:rPr>
-              <w:t xml:space="preserve">1.18 (0.88, 1.58)</w:t>
+              <w:t xml:space="preserve">1.19 (0.88, 1.60)</w:t>
             </w:r>
           </w:p>
         </w:tc>
@@ -2246,7 +2246,7 @@
                 <w:szCs w:val="22"/>
                 <w:color w:val="000000"/>
               </w:rPr>
-              <w:t xml:space="preserve">1.40 (0.97, 2.01)</w:t>
+              <w:t xml:space="preserve">1.36 (0.95, 1.96)</w:t>
             </w:r>
           </w:p>
         </w:tc>
@@ -2281,24 +2281,24 @@
               <w:rPr>
                 <w:rFonts w:ascii="Helvetica" w:hAnsi="Helvetica" w:eastAsia="Helvetica" w:cs="Helvetica"/>
                 <w:i w:val="false"/>
-                <w:b w:val="true"/>
-                <w:u w:val="none"/>
-                <w:sz w:val="22"/>
-                <w:szCs w:val="22"/>
-                <w:color w:val="000000"/>
-              </w:rPr>
-            </w:pPr>
-            <w:r>
-              <w:rPr>
-                <w:rFonts w:ascii="Helvetica" w:hAnsi="Helvetica" w:eastAsia="Helvetica" w:cs="Helvetica"/>
-                <w:i w:val="false"/>
-                <w:b w:val="true"/>
-                <w:u w:val="none"/>
-                <w:sz w:val="22"/>
-                <w:szCs w:val="22"/>
-                <w:color w:val="000000"/>
-              </w:rPr>
-              <w:t xml:space="preserve">1.51 (1.01, 2.27)</w:t>
+                <w:b w:val="false"/>
+                <w:u w:val="none"/>
+                <w:sz w:val="22"/>
+                <w:szCs w:val="22"/>
+                <w:color w:val="000000"/>
+              </w:rPr>
+            </w:pPr>
+            <w:r>
+              <w:rPr>
+                <w:rFonts w:ascii="Helvetica" w:hAnsi="Helvetica" w:eastAsia="Helvetica" w:cs="Helvetica"/>
+                <w:i w:val="false"/>
+                <w:b w:val="false"/>
+                <w:u w:val="none"/>
+                <w:sz w:val="22"/>
+                <w:szCs w:val="22"/>
+                <w:color w:val="000000"/>
+              </w:rPr>
+              <w:t xml:space="preserve">1.49 (1.00, 2.24)</w:t>
             </w:r>
           </w:p>
         </w:tc>
@@ -2350,7 +2350,7 @@
                 <w:szCs w:val="22"/>
                 <w:color w:val="000000"/>
               </w:rPr>
-              <w:t xml:space="preserve">1.00 (0.73, 1.39)</w:t>
+              <w:t xml:space="preserve">0.96 (0.70, 1.32)</w:t>
             </w:r>
           </w:p>
         </w:tc>
@@ -2460,7 +2460,7 @@
                 <w:szCs w:val="22"/>
                 <w:color w:val="000000"/>
               </w:rPr>
-              <w:t xml:space="preserve">0.44 (0.26, 0.75)</w:t>
+              <w:t xml:space="preserve">0.45 (0.27, 0.76)</w:t>
             </w:r>
           </w:p>
         </w:tc>
@@ -2512,7 +2512,7 @@
                 <w:szCs w:val="22"/>
                 <w:color w:val="000000"/>
               </w:rPr>
-              <w:t xml:space="preserve">0.89 (0.67, 1.18)</w:t>
+              <w:t xml:space="preserve">0.91 (0.68, 1.22)</w:t>
             </w:r>
           </w:p>
         </w:tc>
@@ -2564,7 +2564,7 @@
                 <w:szCs w:val="22"/>
                 <w:color w:val="000000"/>
               </w:rPr>
-              <w:t xml:space="preserve">1.79 (1.36, 2.36)</w:t>
+              <w:t xml:space="preserve">1.83 (1.37, 2.44)</w:t>
             </w:r>
           </w:p>
         </w:tc>
@@ -2616,7 +2616,7 @@
                 <w:szCs w:val="22"/>
                 <w:color w:val="000000"/>
               </w:rPr>
-              <w:t xml:space="preserve">3.60 (2.16, 6.00)</w:t>
+              <w:t xml:space="preserve">3.70 (2.21, 6.19)</w:t>
             </w:r>
           </w:p>
         </w:tc>
@@ -2668,7 +2668,7 @@
                 <w:szCs w:val="22"/>
                 <w:color w:val="000000"/>
               </w:rPr>
-              <w:t xml:space="preserve">7.25 (3.27, 16.09)</w:t>
+              <w:t xml:space="preserve">7.47 (3.37, 16.55)</w:t>
             </w:r>
           </w:p>
         </w:tc>
@@ -2679,7 +2679,7 @@
         <w:pStyle w:val="Normal"/>
       </w:pPr>
       <w:r>
-        <w:t xml:space="preserve">Table 1: Lag-Specific Odds Ratios for Case-Crossover Study on the Association between Environmental Conditions and Highly Pathogenic Avian Influenza Outbreaks in Minnesota, 2022. Estimates are per 0.5 standard deviation increase in each predictor. Statistically significant odds ratios are shown in bold.</w:t>
+        <w:t xml:space="preserve">Table: Lag-Specific Odds Ratios for Case-Crossover Study on the Association between Environmental Conditions and Highly Pathogenic Avian Influenza Outbreaks in Minnesota, 2022. Estimates are per 0.5 standard deviation increase in each predictor. Statistically significant odds ratios are shown in bold.</w:t>
       </w:r>
     </w:p>
     <w:sectPr>
